--- a/CaesarCipher/Документация/Задание по документир. ПМ.docx
+++ b/CaesarCipher/Документация/Задание по документир. ПМ.docx
@@ -287,6 +287,7 @@
           <w:lang w:val="en-US"/>
         </w:rPr>
       </w:pPr>
+      <w:proofErr w:type="gramStart"/>
       <w:r>
         <w:rPr>
           <w:rFonts w:ascii="Times New Roman" w:hAnsi="Times New Roman" w:cs="Times New Roman"/>
@@ -296,6 +297,7 @@
         </w:rPr>
         <w:t>public</w:t>
       </w:r>
+      <w:proofErr w:type="gramEnd"/>
       <w:r>
         <w:rPr>
           <w:rFonts w:ascii="Times New Roman" w:hAnsi="Times New Roman" w:cs="Times New Roman"/>
@@ -305,6 +307,7 @@
         </w:rPr>
         <w:t xml:space="preserve"> </w:t>
       </w:r>
+      <w:proofErr w:type="spellStart"/>
       <w:r>
         <w:rPr>
           <w:rFonts w:ascii="Times New Roman" w:hAnsi="Times New Roman" w:cs="Times New Roman"/>
@@ -314,6 +317,7 @@
         </w:rPr>
         <w:t>int</w:t>
       </w:r>
+      <w:proofErr w:type="spellEnd"/>
       <w:r>
         <w:rPr>
           <w:rFonts w:ascii="Times New Roman" w:hAnsi="Times New Roman" w:cs="Times New Roman"/>
@@ -341,19 +345,54 @@
           <w:szCs w:val="28"/>
           <w:lang w:val="en-US"/>
         </w:rPr>
-        <w:t xml:space="preserve"> ();</w:t>
-      </w:r>
-    </w:p>
-    <w:p>
-      <w:pPr>
-        <w:spacing w:line="360" w:lineRule="auto"/>
-        <w:ind w:firstLine="709"/>
-        <w:jc w:val="both"/>
-        <w:rPr>
-          <w:rFonts w:ascii="Times New Roman" w:hAnsi="Times New Roman" w:cs="Times New Roman"/>
-          <w:sz w:val="28"/>
-          <w:szCs w:val="28"/>
-          <w:lang w:val="en-US"/>
+        <w:t xml:space="preserve"> (</w:t>
+      </w:r>
+      <w:r>
+        <w:rPr>
+          <w:rFonts w:ascii="Times New Roman" w:hAnsi="Times New Roman" w:cs="Times New Roman"/>
+          <w:sz w:val="28"/>
+          <w:szCs w:val="28"/>
+          <w:lang w:val="en-US"/>
+        </w:rPr>
+        <w:t xml:space="preserve">decimal </w:t>
+      </w:r>
+      <w:r>
+        <w:rPr>
+          <w:rFonts w:ascii="Times New Roman" w:hAnsi="Times New Roman" w:cs="Times New Roman"/>
+          <w:sz w:val="28"/>
+          <w:szCs w:val="28"/>
+          <w:lang w:val="en-US"/>
+        </w:rPr>
+        <w:t>k</w:t>
+      </w:r>
+      <w:r>
+        <w:rPr>
+          <w:rFonts w:ascii="Times New Roman" w:hAnsi="Times New Roman" w:cs="Times New Roman"/>
+          <w:sz w:val="28"/>
+          <w:szCs w:val="28"/>
+          <w:lang w:val="en-US"/>
+        </w:rPr>
+        <w:t>ey</w:t>
+      </w:r>
+      <w:r>
+        <w:rPr>
+          <w:rFonts w:ascii="Times New Roman" w:hAnsi="Times New Roman" w:cs="Times New Roman"/>
+          <w:sz w:val="28"/>
+          <w:szCs w:val="28"/>
+          <w:lang w:val="en-US"/>
+        </w:rPr>
+        <w:t>);</w:t>
+      </w:r>
+    </w:p>
+    <w:p>
+      <w:pPr>
+        <w:spacing w:line="360" w:lineRule="auto"/>
+        <w:ind w:firstLine="709"/>
+        <w:jc w:val="both"/>
+        <w:rPr>
+          <w:rFonts w:ascii="Times New Roman" w:hAnsi="Times New Roman" w:cs="Times New Roman"/>
+          <w:sz w:val="28"/>
+          <w:szCs w:val="28"/>
         </w:rPr>
       </w:pPr>
       <w:r>
@@ -370,14 +409,46 @@
           <w:sz w:val="28"/>
           <w:szCs w:val="28"/>
         </w:rPr>
-        <w:t xml:space="preserve"> шифрования. Выводит</w:t>
-      </w:r>
-      <w:r>
-        <w:rPr>
-          <w:rFonts w:ascii="Times New Roman" w:hAnsi="Times New Roman" w:cs="Times New Roman"/>
-          <w:sz w:val="28"/>
-          <w:szCs w:val="28"/>
-          <w:lang w:val="en-US"/>
+        <w:t xml:space="preserve"> шифрования.</w:t>
+      </w:r>
+      <w:r>
+        <w:rPr>
+          <w:rFonts w:ascii="Times New Roman" w:hAnsi="Times New Roman" w:cs="Times New Roman"/>
+          <w:sz w:val="28"/>
+          <w:szCs w:val="28"/>
+        </w:rPr>
+        <w:t xml:space="preserve"> Получает ключ в виде </w:t>
+      </w:r>
+      <w:r>
+        <w:rPr>
+          <w:rFonts w:ascii="Times New Roman" w:hAnsi="Times New Roman" w:cs="Times New Roman"/>
+          <w:sz w:val="28"/>
+          <w:szCs w:val="28"/>
+          <w:lang w:val="en-US"/>
+        </w:rPr>
+        <w:t>decimal</w:t>
+      </w:r>
+      <w:r>
+        <w:rPr>
+          <w:rFonts w:ascii="Times New Roman" w:hAnsi="Times New Roman" w:cs="Times New Roman"/>
+          <w:sz w:val="28"/>
+          <w:szCs w:val="28"/>
+        </w:rPr>
+        <w:t>.</w:t>
+      </w:r>
+      <w:r>
+        <w:rPr>
+          <w:rFonts w:ascii="Times New Roman" w:hAnsi="Times New Roman" w:cs="Times New Roman"/>
+          <w:sz w:val="28"/>
+          <w:szCs w:val="28"/>
+        </w:rPr>
+        <w:t xml:space="preserve"> Выводит</w:t>
+      </w:r>
+      <w:r>
+        <w:rPr>
+          <w:rFonts w:ascii="Times New Roman" w:hAnsi="Times New Roman" w:cs="Times New Roman"/>
+          <w:sz w:val="28"/>
+          <w:szCs w:val="28"/>
         </w:rPr>
         <w:t xml:space="preserve"> </w:t>
       </w:r>
@@ -394,7 +465,6 @@
           <w:rFonts w:ascii="Times New Roman" w:hAnsi="Times New Roman" w:cs="Times New Roman"/>
           <w:sz w:val="28"/>
           <w:szCs w:val="28"/>
-          <w:lang w:val="en-US"/>
         </w:rPr>
         <w:t xml:space="preserve"> (</w:t>
       </w:r>
@@ -411,7 +481,6 @@
           <w:rFonts w:ascii="Times New Roman" w:hAnsi="Times New Roman" w:cs="Times New Roman"/>
           <w:sz w:val="28"/>
           <w:szCs w:val="28"/>
-          <w:lang w:val="en-US"/>
         </w:rPr>
         <w:t xml:space="preserve"> </w:t>
       </w:r>
@@ -428,7 +497,6 @@
           <w:rFonts w:ascii="Times New Roman" w:hAnsi="Times New Roman" w:cs="Times New Roman"/>
           <w:sz w:val="28"/>
           <w:szCs w:val="28"/>
-          <w:lang w:val="en-US"/>
         </w:rPr>
         <w:t>)</w:t>
       </w:r>
@@ -445,6 +513,7 @@
           <w:lang w:val="en-US"/>
         </w:rPr>
       </w:pPr>
+      <w:proofErr w:type="gramStart"/>
       <w:r>
         <w:rPr>
           <w:rFonts w:ascii="Times New Roman" w:hAnsi="Times New Roman" w:cs="Times New Roman"/>
@@ -454,6 +523,7 @@
         </w:rPr>
         <w:t>public</w:t>
       </w:r>
+      <w:proofErr w:type="gramEnd"/>
       <w:r>
         <w:rPr>
           <w:rFonts w:ascii="Times New Roman" w:hAnsi="Times New Roman" w:cs="Times New Roman"/>
@@ -576,8 +646,10 @@
           <w:rFonts w:ascii="Times New Roman" w:hAnsi="Times New Roman" w:cs="Times New Roman"/>
           <w:sz w:val="28"/>
           <w:szCs w:val="28"/>
-        </w:rPr>
-      </w:pPr>
+          <w:lang w:val="en-US"/>
+        </w:rPr>
+      </w:pPr>
+      <w:proofErr w:type="gramStart"/>
       <w:r>
         <w:rPr>
           <w:rFonts w:ascii="Times New Roman" w:hAnsi="Times New Roman" w:cs="Times New Roman"/>
@@ -587,11 +659,13 @@
         </w:rPr>
         <w:t>public</w:t>
       </w:r>
-      <w:r>
-        <w:rPr>
-          <w:rFonts w:ascii="Times New Roman" w:hAnsi="Times New Roman" w:cs="Times New Roman"/>
-          <w:sz w:val="28"/>
-          <w:szCs w:val="28"/>
+      <w:proofErr w:type="gramEnd"/>
+      <w:r>
+        <w:rPr>
+          <w:rFonts w:ascii="Times New Roman" w:hAnsi="Times New Roman" w:cs="Times New Roman"/>
+          <w:sz w:val="28"/>
+          <w:szCs w:val="28"/>
+          <w:lang w:val="en-US"/>
         </w:rPr>
         <w:t xml:space="preserve"> </w:t>
       </w:r>
@@ -609,6 +683,7 @@
           <w:rFonts w:ascii="Times New Roman" w:hAnsi="Times New Roman" w:cs="Times New Roman"/>
           <w:sz w:val="28"/>
           <w:szCs w:val="28"/>
+          <w:lang w:val="en-US"/>
         </w:rPr>
         <w:t xml:space="preserve"> </w:t>
       </w:r>
@@ -628,8 +703,27 @@
           <w:rFonts w:ascii="Times New Roman" w:hAnsi="Times New Roman" w:cs="Times New Roman"/>
           <w:sz w:val="28"/>
           <w:szCs w:val="28"/>
-        </w:rPr>
-        <w:t xml:space="preserve"> ();</w:t>
+          <w:lang w:val="en-US"/>
+        </w:rPr>
+        <w:t xml:space="preserve"> (</w:t>
+      </w:r>
+      <w:r>
+        <w:rPr>
+          <w:rFonts w:ascii="Times New Roman" w:hAnsi="Times New Roman" w:cs="Times New Roman"/>
+          <w:sz w:val="28"/>
+          <w:szCs w:val="28"/>
+          <w:lang w:val="en-US"/>
+        </w:rPr>
+        <w:t>string text</w:t>
+      </w:r>
+      <w:r>
+        <w:rPr>
+          <w:rFonts w:ascii="Times New Roman" w:hAnsi="Times New Roman" w:cs="Times New Roman"/>
+          <w:sz w:val="28"/>
+          <w:szCs w:val="28"/>
+          <w:lang w:val="en-US"/>
+        </w:rPr>
+        <w:t>);</w:t>
       </w:r>
     </w:p>
     <w:p>
@@ -665,7 +759,23 @@
           <w:sz w:val="28"/>
           <w:szCs w:val="28"/>
         </w:rPr>
-        <w:t>задачу ввода и проверки текста из программы. Выводит текст</w:t>
+        <w:t>задачу ввода и проверки текста из программы.</w:t>
+      </w:r>
+      <w:r>
+        <w:rPr>
+          <w:rFonts w:ascii="Times New Roman" w:hAnsi="Times New Roman" w:cs="Times New Roman"/>
+          <w:sz w:val="28"/>
+          <w:szCs w:val="28"/>
+        </w:rPr>
+        <w:t xml:space="preserve"> Получает текст.</w:t>
+      </w:r>
+      <w:r>
+        <w:rPr>
+          <w:rFonts w:ascii="Times New Roman" w:hAnsi="Times New Roman" w:cs="Times New Roman"/>
+          <w:sz w:val="28"/>
+          <w:szCs w:val="28"/>
+        </w:rPr>
+        <w:t xml:space="preserve"> Выводит текст</w:t>
       </w:r>
       <w:r>
         <w:rPr>
@@ -693,9 +803,10 @@
           <w:rFonts w:ascii="Times New Roman" w:hAnsi="Times New Roman" w:cs="Times New Roman"/>
           <w:sz w:val="28"/>
           <w:szCs w:val="28"/>
-          <w:lang w:val="en-US"/>
-        </w:rPr>
-      </w:pPr>
+        </w:rPr>
+      </w:pPr>
+      <w:bookmarkStart w:id="0" w:name="_GoBack"/>
+      <w:proofErr w:type="gramStart"/>
       <w:r>
         <w:rPr>
           <w:rFonts w:ascii="Times New Roman" w:hAnsi="Times New Roman" w:cs="Times New Roman"/>
@@ -705,12 +816,12 @@
         </w:rPr>
         <w:t>public</w:t>
       </w:r>
-      <w:r>
-        <w:rPr>
-          <w:rFonts w:ascii="Times New Roman" w:hAnsi="Times New Roman" w:cs="Times New Roman"/>
-          <w:sz w:val="28"/>
-          <w:szCs w:val="28"/>
-          <w:lang w:val="en-US"/>
+      <w:proofErr w:type="gramEnd"/>
+      <w:r>
+        <w:rPr>
+          <w:rFonts w:ascii="Times New Roman" w:hAnsi="Times New Roman" w:cs="Times New Roman"/>
+          <w:sz w:val="28"/>
+          <w:szCs w:val="28"/>
         </w:rPr>
         <w:t xml:space="preserve"> </w:t>
       </w:r>
@@ -721,7 +832,15 @@
           <w:szCs w:val="28"/>
           <w:lang w:val="en-US"/>
         </w:rPr>
-        <w:t xml:space="preserve">void </w:t>
+        <w:t>void</w:t>
+      </w:r>
+      <w:r>
+        <w:rPr>
+          <w:rFonts w:ascii="Times New Roman" w:hAnsi="Times New Roman" w:cs="Times New Roman"/>
+          <w:sz w:val="28"/>
+          <w:szCs w:val="28"/>
+        </w:rPr>
+        <w:t xml:space="preserve"> </w:t>
       </w:r>
       <w:proofErr w:type="spellStart"/>
       <w:r>
@@ -739,9 +858,25 @@
           <w:rFonts w:ascii="Times New Roman" w:hAnsi="Times New Roman" w:cs="Times New Roman"/>
           <w:sz w:val="28"/>
           <w:szCs w:val="28"/>
-          <w:lang w:val="en-US"/>
-        </w:rPr>
-        <w:t xml:space="preserve"> (string </w:t>
+        </w:rPr>
+        <w:t xml:space="preserve"> (</w:t>
+      </w:r>
+      <w:r>
+        <w:rPr>
+          <w:rFonts w:ascii="Times New Roman" w:hAnsi="Times New Roman" w:cs="Times New Roman"/>
+          <w:sz w:val="28"/>
+          <w:szCs w:val="28"/>
+          <w:lang w:val="en-US"/>
+        </w:rPr>
+        <w:t>string</w:t>
+      </w:r>
+      <w:r>
+        <w:rPr>
+          <w:rFonts w:ascii="Times New Roman" w:hAnsi="Times New Roman" w:cs="Times New Roman"/>
+          <w:sz w:val="28"/>
+          <w:szCs w:val="28"/>
+        </w:rPr>
+        <w:t xml:space="preserve"> </w:t>
       </w:r>
       <w:proofErr w:type="spellStart"/>
       <w:r>
@@ -759,9 +894,25 @@
           <w:rFonts w:ascii="Times New Roman" w:hAnsi="Times New Roman" w:cs="Times New Roman"/>
           <w:sz w:val="28"/>
           <w:szCs w:val="28"/>
-          <w:lang w:val="en-US"/>
-        </w:rPr>
-        <w:t xml:space="preserve">, string </w:t>
+        </w:rPr>
+        <w:t xml:space="preserve">, </w:t>
+      </w:r>
+      <w:r>
+        <w:rPr>
+          <w:rFonts w:ascii="Times New Roman" w:hAnsi="Times New Roman" w:cs="Times New Roman"/>
+          <w:sz w:val="28"/>
+          <w:szCs w:val="28"/>
+          <w:lang w:val="en-US"/>
+        </w:rPr>
+        <w:t>string</w:t>
+      </w:r>
+      <w:r>
+        <w:rPr>
+          <w:rFonts w:ascii="Times New Roman" w:hAnsi="Times New Roman" w:cs="Times New Roman"/>
+          <w:sz w:val="28"/>
+          <w:szCs w:val="28"/>
+        </w:rPr>
+        <w:t xml:space="preserve"> </w:t>
       </w:r>
       <w:proofErr w:type="spellStart"/>
       <w:r>
@@ -779,10 +930,10 @@
           <w:rFonts w:ascii="Times New Roman" w:hAnsi="Times New Roman" w:cs="Times New Roman"/>
           <w:sz w:val="28"/>
           <w:szCs w:val="28"/>
-          <w:lang w:val="en-US"/>
         </w:rPr>
         <w:t>);</w:t>
       </w:r>
+      <w:bookmarkEnd w:id="0"/>
     </w:p>
     <w:p>
       <w:pPr>
@@ -1387,8 +1538,6 @@
         <w:lastRenderedPageBreak/>
         <w:t>Предназначен для шифровки\</w:t>
       </w:r>
-      <w:bookmarkStart w:id="0" w:name="_GoBack"/>
-      <w:bookmarkEnd w:id="0"/>
       <w:r>
         <w:rPr>
           <w:rFonts w:ascii="Times New Roman" w:hAnsi="Times New Roman" w:cs="Times New Roman"/>
@@ -1716,7 +1865,27 @@
           <w:szCs w:val="28"/>
           <w:lang w:val="en-US"/>
         </w:rPr>
-        <w:t>, int key);</w:t>
+        <w:t xml:space="preserve">, </w:t>
+      </w:r>
+      <w:proofErr w:type="spellStart"/>
+      <w:r>
+        <w:rPr>
+          <w:rFonts w:ascii="Times New Roman" w:hAnsi="Times New Roman" w:cs="Times New Roman"/>
+          <w:sz w:val="28"/>
+          <w:szCs w:val="28"/>
+          <w:lang w:val="en-US"/>
+        </w:rPr>
+        <w:t>int</w:t>
+      </w:r>
+      <w:proofErr w:type="spellEnd"/>
+      <w:r>
+        <w:rPr>
+          <w:rFonts w:ascii="Times New Roman" w:hAnsi="Times New Roman" w:cs="Times New Roman"/>
+          <w:sz w:val="28"/>
+          <w:szCs w:val="28"/>
+          <w:lang w:val="en-US"/>
+        </w:rPr>
+        <w:t xml:space="preserve"> key);</w:t>
       </w:r>
     </w:p>
     <w:p>
@@ -1809,7 +1978,27 @@
           <w:szCs w:val="28"/>
           <w:lang w:val="en-US"/>
         </w:rPr>
-        <w:t>, int key);</w:t>
+        <w:t xml:space="preserve">, </w:t>
+      </w:r>
+      <w:proofErr w:type="spellStart"/>
+      <w:r>
+        <w:rPr>
+          <w:rFonts w:ascii="Times New Roman" w:hAnsi="Times New Roman" w:cs="Times New Roman"/>
+          <w:sz w:val="28"/>
+          <w:szCs w:val="28"/>
+          <w:lang w:val="en-US"/>
+        </w:rPr>
+        <w:t>int</w:t>
+      </w:r>
+      <w:proofErr w:type="spellEnd"/>
+      <w:r>
+        <w:rPr>
+          <w:rFonts w:ascii="Times New Roman" w:hAnsi="Times New Roman" w:cs="Times New Roman"/>
+          <w:sz w:val="28"/>
+          <w:szCs w:val="28"/>
+          <w:lang w:val="en-US"/>
+        </w:rPr>
+        <w:t xml:space="preserve"> key);</w:t>
       </w:r>
     </w:p>
     <w:p>
@@ -1931,6 +2120,7 @@
           <w:rFonts w:ascii="Times New Roman" w:hAnsi="Times New Roman" w:cs="Times New Roman"/>
           <w:sz w:val="28"/>
           <w:szCs w:val="28"/>
+          <w:lang w:val="en-US"/>
         </w:rPr>
       </w:pPr>
       <w:proofErr w:type="spellStart"/>
@@ -1968,6 +2158,7 @@
           <w:rFonts w:ascii="Times New Roman" w:hAnsi="Times New Roman" w:cs="Times New Roman"/>
           <w:sz w:val="28"/>
           <w:szCs w:val="28"/>
+          <w:lang w:val="en-US"/>
         </w:rPr>
         <w:t>{</w:t>
       </w:r>
@@ -1982,6 +2173,7 @@
           <w:rFonts w:ascii="Times New Roman" w:hAnsi="Times New Roman" w:cs="Times New Roman"/>
           <w:sz w:val="28"/>
           <w:szCs w:val="28"/>
+          <w:lang w:val="en-US"/>
         </w:rPr>
       </w:pPr>
       <w:proofErr w:type="gramStart"/>
@@ -2000,9 +2192,11 @@
           <w:rFonts w:ascii="Times New Roman" w:hAnsi="Times New Roman" w:cs="Times New Roman"/>
           <w:sz w:val="28"/>
           <w:szCs w:val="28"/>
+          <w:lang w:val="en-US"/>
         </w:rPr>
         <w:t xml:space="preserve"> </w:t>
       </w:r>
+      <w:proofErr w:type="spellStart"/>
       <w:r>
         <w:rPr>
           <w:rFonts w:ascii="Times New Roman" w:hAnsi="Times New Roman" w:cs="Times New Roman"/>
@@ -2012,11 +2206,13 @@
         </w:rPr>
         <w:t>int</w:t>
       </w:r>
-      <w:r>
-        <w:rPr>
-          <w:rFonts w:ascii="Times New Roman" w:hAnsi="Times New Roman" w:cs="Times New Roman"/>
-          <w:sz w:val="28"/>
-          <w:szCs w:val="28"/>
+      <w:proofErr w:type="spellEnd"/>
+      <w:r>
+        <w:rPr>
+          <w:rFonts w:ascii="Times New Roman" w:hAnsi="Times New Roman" w:cs="Times New Roman"/>
+          <w:sz w:val="28"/>
+          <w:szCs w:val="28"/>
+          <w:lang w:val="en-US"/>
         </w:rPr>
         <w:t xml:space="preserve"> </w:t>
       </w:r>
@@ -2036,6 +2232,7 @@
           <w:rFonts w:ascii="Times New Roman" w:hAnsi="Times New Roman" w:cs="Times New Roman"/>
           <w:sz w:val="28"/>
           <w:szCs w:val="28"/>
+          <w:lang w:val="en-US"/>
         </w:rPr>
         <w:t>();</w:t>
       </w:r>
@@ -2049,6 +2246,7 @@
           <w:rFonts w:ascii="Times New Roman" w:hAnsi="Times New Roman" w:cs="Times New Roman"/>
           <w:sz w:val="28"/>
           <w:szCs w:val="28"/>
+          <w:lang w:val="en-US"/>
         </w:rPr>
       </w:pPr>
       <w:proofErr w:type="gramStart"/>
@@ -2067,6 +2265,7 @@
           <w:rFonts w:ascii="Times New Roman" w:hAnsi="Times New Roman" w:cs="Times New Roman"/>
           <w:sz w:val="28"/>
           <w:szCs w:val="28"/>
+          <w:lang w:val="en-US"/>
         </w:rPr>
         <w:t xml:space="preserve"> </w:t>
       </w:r>
@@ -2084,6 +2283,7 @@
           <w:rFonts w:ascii="Times New Roman" w:hAnsi="Times New Roman" w:cs="Times New Roman"/>
           <w:sz w:val="28"/>
           <w:szCs w:val="28"/>
+          <w:lang w:val="en-US"/>
         </w:rPr>
         <w:t xml:space="preserve"> </w:t>
       </w:r>
@@ -2103,6 +2303,7 @@
           <w:rFonts w:ascii="Times New Roman" w:hAnsi="Times New Roman" w:cs="Times New Roman"/>
           <w:sz w:val="28"/>
           <w:szCs w:val="28"/>
+          <w:lang w:val="en-US"/>
         </w:rPr>
         <w:t xml:space="preserve"> (</w:t>
       </w:r>
@@ -2120,6 +2321,7 @@
           <w:rFonts w:ascii="Times New Roman" w:hAnsi="Times New Roman" w:cs="Times New Roman"/>
           <w:sz w:val="28"/>
           <w:szCs w:val="28"/>
+          <w:lang w:val="en-US"/>
         </w:rPr>
         <w:t xml:space="preserve"> </w:t>
       </w:r>
@@ -2139,6 +2341,7 @@
           <w:rFonts w:ascii="Times New Roman" w:hAnsi="Times New Roman" w:cs="Times New Roman"/>
           <w:sz w:val="28"/>
           <w:szCs w:val="28"/>
+          <w:lang w:val="en-US"/>
         </w:rPr>
         <w:t>);</w:t>
       </w:r>
@@ -2424,7 +2627,27 @@
           <w:szCs w:val="28"/>
           <w:lang w:val="en-US"/>
         </w:rPr>
-        <w:t xml:space="preserve"> int </w:t>
+        <w:t xml:space="preserve"> </w:t>
+      </w:r>
+      <w:proofErr w:type="spellStart"/>
+      <w:r>
+        <w:rPr>
+          <w:rFonts w:ascii="Times New Roman" w:hAnsi="Times New Roman" w:cs="Times New Roman"/>
+          <w:sz w:val="28"/>
+          <w:szCs w:val="28"/>
+          <w:lang w:val="en-US"/>
+        </w:rPr>
+        <w:t>int</w:t>
+      </w:r>
+      <w:proofErr w:type="spellEnd"/>
+      <w:r>
+        <w:rPr>
+          <w:rFonts w:ascii="Times New Roman" w:hAnsi="Times New Roman" w:cs="Times New Roman"/>
+          <w:sz w:val="28"/>
+          <w:szCs w:val="28"/>
+          <w:lang w:val="en-US"/>
+        </w:rPr>
+        <w:t xml:space="preserve"> </w:t>
       </w:r>
       <w:proofErr w:type="spellStart"/>
       <w:r>
@@ -2894,7 +3117,27 @@
           <w:szCs w:val="28"/>
           <w:lang w:val="en-US"/>
         </w:rPr>
-        <w:t>, int key);</w:t>
+        <w:t xml:space="preserve">, </w:t>
+      </w:r>
+      <w:proofErr w:type="spellStart"/>
+      <w:r>
+        <w:rPr>
+          <w:rFonts w:ascii="Times New Roman" w:hAnsi="Times New Roman" w:cs="Times New Roman"/>
+          <w:sz w:val="28"/>
+          <w:szCs w:val="28"/>
+          <w:lang w:val="en-US"/>
+        </w:rPr>
+        <w:t>int</w:t>
+      </w:r>
+      <w:proofErr w:type="spellEnd"/>
+      <w:r>
+        <w:rPr>
+          <w:rFonts w:ascii="Times New Roman" w:hAnsi="Times New Roman" w:cs="Times New Roman"/>
+          <w:sz w:val="28"/>
+          <w:szCs w:val="28"/>
+          <w:lang w:val="en-US"/>
+        </w:rPr>
+        <w:t xml:space="preserve"> key);</w:t>
       </w:r>
     </w:p>
     <w:p>
@@ -2967,7 +3210,27 @@
           <w:szCs w:val="28"/>
           <w:lang w:val="en-US"/>
         </w:rPr>
-        <w:t>, int key);</w:t>
+        <w:t xml:space="preserve">, </w:t>
+      </w:r>
+      <w:proofErr w:type="spellStart"/>
+      <w:r>
+        <w:rPr>
+          <w:rFonts w:ascii="Times New Roman" w:hAnsi="Times New Roman" w:cs="Times New Roman"/>
+          <w:sz w:val="28"/>
+          <w:szCs w:val="28"/>
+          <w:lang w:val="en-US"/>
+        </w:rPr>
+        <w:t>int</w:t>
+      </w:r>
+      <w:proofErr w:type="spellEnd"/>
+      <w:r>
+        <w:rPr>
+          <w:rFonts w:ascii="Times New Roman" w:hAnsi="Times New Roman" w:cs="Times New Roman"/>
+          <w:sz w:val="28"/>
+          <w:szCs w:val="28"/>
+          <w:lang w:val="en-US"/>
+        </w:rPr>
+        <w:t xml:space="preserve"> key);</w:t>
       </w:r>
     </w:p>
     <w:p>
@@ -3128,7 +3391,27 @@
           <w:szCs w:val="28"/>
           <w:lang w:val="en-US"/>
         </w:rPr>
-        <w:t>, int key){}</w:t>
+        <w:t xml:space="preserve">, </w:t>
+      </w:r>
+      <w:proofErr w:type="spellStart"/>
+      <w:r>
+        <w:rPr>
+          <w:rFonts w:ascii="Times New Roman" w:hAnsi="Times New Roman" w:cs="Times New Roman"/>
+          <w:sz w:val="28"/>
+          <w:szCs w:val="28"/>
+          <w:lang w:val="en-US"/>
+        </w:rPr>
+        <w:t>int</w:t>
+      </w:r>
+      <w:proofErr w:type="spellEnd"/>
+      <w:r>
+        <w:rPr>
+          <w:rFonts w:ascii="Times New Roman" w:hAnsi="Times New Roman" w:cs="Times New Roman"/>
+          <w:sz w:val="28"/>
+          <w:szCs w:val="28"/>
+          <w:lang w:val="en-US"/>
+        </w:rPr>
+        <w:t xml:space="preserve"> key){}</w:t>
       </w:r>
     </w:p>
     <w:p>
@@ -3201,7 +3484,27 @@
           <w:szCs w:val="28"/>
           <w:lang w:val="en-US"/>
         </w:rPr>
-        <w:t>, int key){}</w:t>
+        <w:t xml:space="preserve">, </w:t>
+      </w:r>
+      <w:proofErr w:type="spellStart"/>
+      <w:r>
+        <w:rPr>
+          <w:rFonts w:ascii="Times New Roman" w:hAnsi="Times New Roman" w:cs="Times New Roman"/>
+          <w:sz w:val="28"/>
+          <w:szCs w:val="28"/>
+          <w:lang w:val="en-US"/>
+        </w:rPr>
+        <w:t>int</w:t>
+      </w:r>
+      <w:proofErr w:type="spellEnd"/>
+      <w:r>
+        <w:rPr>
+          <w:rFonts w:ascii="Times New Roman" w:hAnsi="Times New Roman" w:cs="Times New Roman"/>
+          <w:sz w:val="28"/>
+          <w:szCs w:val="28"/>
+          <w:lang w:val="en-US"/>
+        </w:rPr>
+        <w:t xml:space="preserve"> key){}</w:t>
       </w:r>
     </w:p>
     <w:p>
